--- a/case-4-cynthia-mini/report/Кейс-задача№4.docx
+++ b/case-4-cynthia-mini/report/Кейс-задача№4.docx
@@ -97,46 +97,40 @@
           <w:rFonts w:eastAsia="Calibri"/>
           <w:lang w:val="ru-RU"/>
         </w:rPr>
-        <w:t xml:space="preserve">Цель работы — рассмотреть </w:t>
-      </w:r>
-      <w:r>
-        <w:rPr>
-          <w:rFonts w:eastAsia="Calibri"/>
-        </w:rPr>
-        <w:t>WEB</w:t>
-      </w:r>
-      <w:r>
-        <w:rPr>
-          <w:rFonts w:eastAsia="Calibri"/>
-          <w:lang w:val="ru-RU"/>
-        </w:rPr>
-        <w:t xml:space="preserve">-информационные системы и создать небольшой сайт для отдела подбора персонала. За основу взята система </w:t>
-      </w:r>
-      <w:r>
-        <w:rPr>
-          <w:rFonts w:eastAsia="Calibri"/>
-        </w:rPr>
-        <w:t>Cynthia</w:t>
-      </w:r>
-      <w:r>
-        <w:rPr>
-          <w:rFonts w:eastAsia="Calibri"/>
-          <w:lang w:val="ru-RU"/>
-        </w:rPr>
-        <w:t xml:space="preserve">. Она рассматривается как готовый </w:t>
-      </w:r>
-      <w:r>
-        <w:rPr>
-          <w:rFonts w:eastAsia="Calibri"/>
-        </w:rPr>
-        <w:t>HR</w:t>
-      </w:r>
-      <w:r>
-        <w:rPr>
-          <w:rFonts w:eastAsia="Calibri"/>
-          <w:lang w:val="ru-RU"/>
-        </w:rPr>
-        <w:t>-сайт с точки зрения пользователя: по назначению разделов и типовым действиям рекрутера.</w:t>
+        <w:t>В этой работе я рассмотрел WEB-информационные системы и сделал небольшой сайт для отдела подбора персонала. За основу взял Cynthia и изучал её как готовый HR-сайт: смотрел назначение разделов и типовые действия рекрутера.</w:t>
+      </w:r>
+      <w:r>
+        <w:rPr>
+          <w:rFonts w:eastAsia="Calibri"/>
+        </w:rPr>
+      </w:r>
+      <w:r>
+        <w:rPr>
+          <w:rFonts w:eastAsia="Calibri"/>
+          <w:lang w:val="ru-RU"/>
+        </w:rPr>
+      </w:r>
+      <w:r>
+        <w:rPr>
+          <w:rFonts w:eastAsia="Calibri"/>
+        </w:rPr>
+      </w:r>
+      <w:r>
+        <w:rPr>
+          <w:rFonts w:eastAsia="Calibri"/>
+          <w:lang w:val="ru-RU"/>
+        </w:rPr>
+      </w:r>
+      <w:r>
+        <w:rPr>
+          <w:rFonts w:eastAsia="Calibri"/>
+        </w:rPr>
+      </w:r>
+      <w:r>
+        <w:rPr>
+          <w:rFonts w:eastAsia="Calibri"/>
+          <w:lang w:val="ru-RU"/>
+        </w:rPr>
       </w:r>
     </w:p>
     <w:p>
@@ -150,98 +144,84 @@
           <w:rFonts w:eastAsia="Calibri"/>
           <w:lang w:val="ru-RU"/>
         </w:rPr>
-        <w:t xml:space="preserve">Результат — сайт </w:t>
-      </w:r>
-      <w:r>
-        <w:rPr>
-          <w:rFonts w:eastAsia="Calibri"/>
-        </w:rPr>
-        <w:t>Cynthia</w:t>
-      </w:r>
-      <w:r>
-        <w:rPr>
-          <w:rFonts w:eastAsia="Calibri"/>
-          <w:lang w:val="ru-RU"/>
-        </w:rPr>
-        <w:t xml:space="preserve"> </w:t>
-      </w:r>
-      <w:r>
-        <w:rPr>
-          <w:rFonts w:eastAsia="Calibri"/>
-        </w:rPr>
-        <w:t>Mini</w:t>
-      </w:r>
-      <w:r>
-        <w:rPr>
-          <w:rFonts w:eastAsia="Calibri"/>
-          <w:lang w:val="ru-RU"/>
-        </w:rPr>
-        <w:t xml:space="preserve">. Пользователь открывает его в браузере, </w:t>
-      </w:r>
-      <w:r>
-        <w:rPr>
-          <w:rFonts w:eastAsia="Calibri"/>
-        </w:rPr>
-        <w:t>IIS</w:t>
-      </w:r>
-      <w:r>
-        <w:rPr>
-          <w:rFonts w:eastAsia="Calibri"/>
-          <w:lang w:val="ru-RU"/>
-        </w:rPr>
-        <w:t xml:space="preserve"> принимает запросы, серверная часть на </w:t>
-      </w:r>
-      <w:r>
-        <w:rPr>
-          <w:rFonts w:eastAsia="Calibri"/>
-        </w:rPr>
-        <w:t>Delphi</w:t>
-      </w:r>
-      <w:r>
-        <w:rPr>
-          <w:rFonts w:eastAsia="Calibri"/>
-          <w:lang w:val="ru-RU"/>
-        </w:rPr>
-        <w:t xml:space="preserve"> обрабатывает данные, а </w:t>
-      </w:r>
-      <w:r>
-        <w:rPr>
-          <w:rFonts w:eastAsia="Calibri"/>
-        </w:rPr>
-        <w:t>MS</w:t>
-      </w:r>
-      <w:r>
-        <w:rPr>
-          <w:rFonts w:eastAsia="Calibri"/>
-          <w:lang w:val="ru-RU"/>
-        </w:rPr>
-        <w:t xml:space="preserve"> </w:t>
-      </w:r>
-      <w:r>
-        <w:rPr>
-          <w:rFonts w:eastAsia="Calibri"/>
-        </w:rPr>
-        <w:t>SQL</w:t>
-      </w:r>
-      <w:r>
-        <w:rPr>
-          <w:rFonts w:eastAsia="Calibri"/>
-          <w:lang w:val="ru-RU"/>
-        </w:rPr>
-        <w:t xml:space="preserve"> </w:t>
-      </w:r>
-      <w:r>
-        <w:rPr>
-          <w:rFonts w:eastAsia="Calibri"/>
-        </w:rPr>
-        <w:t>Server</w:t>
-      </w:r>
-      <w:r>
-        <w:rPr>
-          <w:rFonts w:eastAsia="Calibri"/>
-          <w:lang w:val="ru-RU"/>
-        </w:rPr>
-        <w:t xml:space="preserve"> хранит вакансии, кандидатов и этапы подбора.</w:t>
+        <w:t>В результате я сделал сайт Cynthia Mini. Пользователь открывает его в браузере, IIS принимает запросы, серверная часть на Delphi обрабатывает их, а MS SQL Server хранит вакансии, кандидатов и этапы подбора.</w:t>
+      </w:r>
+      <w:r>
+        <w:rPr>
+          <w:rFonts w:eastAsia="Calibri"/>
+        </w:rPr>
+      </w:r>
+      <w:r>
+        <w:rPr>
+          <w:rFonts w:eastAsia="Calibri"/>
+          <w:lang w:val="ru-RU"/>
+        </w:rPr>
+      </w:r>
+      <w:r>
+        <w:rPr>
+          <w:rFonts w:eastAsia="Calibri"/>
+        </w:rPr>
+      </w:r>
+      <w:r>
+        <w:rPr>
+          <w:rFonts w:eastAsia="Calibri"/>
+          <w:lang w:val="ru-RU"/>
+        </w:rPr>
+      </w:r>
+      <w:r>
+        <w:rPr>
+          <w:rFonts w:eastAsia="Calibri"/>
+        </w:rPr>
+      </w:r>
+      <w:r>
+        <w:rPr>
+          <w:rFonts w:eastAsia="Calibri"/>
+          <w:lang w:val="ru-RU"/>
+        </w:rPr>
+      </w:r>
+      <w:r>
+        <w:rPr>
+          <w:rFonts w:eastAsia="Calibri"/>
+        </w:rPr>
+      </w:r>
+      <w:r>
+        <w:rPr>
+          <w:rFonts w:eastAsia="Calibri"/>
+          <w:lang w:val="ru-RU"/>
+        </w:rPr>
+      </w:r>
+      <w:r>
+        <w:rPr>
+          <w:rFonts w:eastAsia="Calibri"/>
+        </w:rPr>
+      </w:r>
+      <w:r>
+        <w:rPr>
+          <w:rFonts w:eastAsia="Calibri"/>
+          <w:lang w:val="ru-RU"/>
+        </w:rPr>
+      </w:r>
+      <w:r>
+        <w:rPr>
+          <w:rFonts w:eastAsia="Calibri"/>
+        </w:rPr>
+      </w:r>
+      <w:r>
+        <w:rPr>
+          <w:rFonts w:eastAsia="Calibri"/>
+          <w:lang w:val="ru-RU"/>
+        </w:rPr>
+      </w:r>
+      <w:r>
+        <w:rPr>
+          <w:rFonts w:eastAsia="Calibri"/>
+        </w:rPr>
+      </w:r>
+      <w:r>
+        <w:rPr>
+          <w:rFonts w:eastAsia="Calibri"/>
+          <w:lang w:val="ru-RU"/>
+        </w:rPr>
       </w:r>
     </w:p>
     <w:p>
@@ -485,39 +465,34 @@
           <w:rFonts w:eastAsia="Calibri"/>
           <w:lang w:val="ru-RU"/>
         </w:rPr>
-        <w:t xml:space="preserve">На рынке представлены специализированные </w:t>
-      </w:r>
-      <w:r>
-        <w:rPr>
-          <w:rFonts w:eastAsia="Calibri"/>
-        </w:rPr>
-        <w:t>ATS</w:t>
-      </w:r>
-      <w:r>
-        <w:rPr>
-          <w:rFonts w:eastAsia="Calibri"/>
-          <w:lang w:val="ru-RU"/>
-        </w:rPr>
-        <w:t xml:space="preserve">-системы и более широкие </w:t>
-      </w:r>
-      <w:r>
-        <w:rPr>
-          <w:rFonts w:eastAsia="Calibri"/>
-        </w:rPr>
-        <w:t>HR</w:t>
-      </w:r>
-      <w:r>
-        <w:rPr>
-          <w:rFonts w:eastAsia="Calibri"/>
-          <w:lang w:val="ru-RU"/>
-        </w:rPr>
-        <w:t xml:space="preserve">-платформы. </w:t>
-      </w:r>
-      <w:r>
-        <w:rPr>
-          <w:rFonts w:eastAsia="Calibri"/>
-        </w:rPr>
-        <w:t>Для учебного сравнения выбраны решения разного масштаба.</w:t>
+        <w:t>Для учебного сравнения я выбрал несколько ATS- и HR-систем разного масштаба.</w:t>
+      </w:r>
+      <w:r>
+        <w:rPr>
+          <w:rFonts w:eastAsia="Calibri"/>
+        </w:rPr>
+      </w:r>
+      <w:r>
+        <w:rPr>
+          <w:rFonts w:eastAsia="Calibri"/>
+          <w:lang w:val="ru-RU"/>
+        </w:rPr>
+      </w:r>
+      <w:r>
+        <w:rPr>
+          <w:rFonts w:eastAsia="Calibri"/>
+        </w:rPr>
+      </w:r>
+      <w:r>
+        <w:rPr>
+          <w:rFonts w:eastAsia="Calibri"/>
+          <w:lang w:val="ru-RU"/>
+        </w:rPr>
+      </w:r>
+      <w:r>
+        <w:rPr>
+          <w:rFonts w:eastAsia="Calibri"/>
+        </w:rPr>
       </w:r>
     </w:p>
     <w:tbl>
@@ -968,6 +943,7 @@
     </w:p>
     <w:p>
       <w:pPr>
+        <w:pStyle w:val="1"/>
         <w:rPr>
           <w:lang w:val="ru-RU"/>
         </w:rPr>
@@ -976,58 +952,41 @@
         <w:rPr>
           <w:lang w:val="ru-RU"/>
         </w:rPr>
-        <w:br w:type="page"/>
+        <w:lastRenderedPageBreak/>
+        <w:t xml:space="preserve">4. Анализ сайта </w:t>
+      </w:r>
+      <w:r>
+        <w:t>Cynthia</w:t>
       </w:r>
     </w:p>
     <w:p>
       <w:pPr>
-        <w:pStyle w:val="1"/>
         <w:rPr>
           <w:lang w:val="ru-RU"/>
         </w:rPr>
       </w:pPr>
       <w:r>
         <w:rPr>
-          <w:lang w:val="ru-RU"/>
-        </w:rPr>
-        <w:lastRenderedPageBreak/>
-        <w:t xml:space="preserve">4. Анализ сайта </w:t>
-      </w:r>
-      <w:r>
-        <w:t>Cynthia</w:t>
-      </w:r>
-    </w:p>
-    <w:p>
-      <w:pPr>
-        <w:rPr>
-          <w:lang w:val="ru-RU"/>
-        </w:rPr>
-      </w:pPr>
-      <w:r>
-        <w:rPr>
-          <w:rFonts w:eastAsia="Calibri"/>
-        </w:rPr>
-        <w:t>Cynthia</w:t>
-      </w:r>
-      <w:r>
-        <w:rPr>
-          <w:rFonts w:eastAsia="Calibri"/>
-          <w:lang w:val="ru-RU"/>
-        </w:rPr>
-        <w:t xml:space="preserve"> рассматривается как </w:t>
-      </w:r>
-      <w:r>
-        <w:rPr>
-          <w:rFonts w:eastAsia="Calibri"/>
-        </w:rPr>
-        <w:t>WEB</w:t>
-      </w:r>
-      <w:r>
-        <w:rPr>
-          <w:rFonts w:eastAsia="Calibri"/>
-          <w:lang w:val="ru-RU"/>
-        </w:rPr>
-        <w:t>-сайт для организации подбора персонала. Пользователь работает с ним через браузер: входит в личный кабинет, открывает нужный раздел, просматривает данные и выполняет действия в соответствии со своей ролью.</w:t>
+          <w:rFonts w:eastAsia="Calibri"/>
+        </w:rPr>
+        <w:t>Я рассматривал Cynthia как WEB-сайт для организации подбора персонала. Пользователь входит через браузер, открывает нужный раздел, просматривает данные и выполняет действия в рамках своей роли.</w:t>
+      </w:r>
+      <w:r>
+        <w:rPr>
+          <w:rFonts w:eastAsia="Calibri"/>
+          <w:lang w:val="ru-RU"/>
+        </w:rPr>
+      </w:r>
+      <w:r>
+        <w:rPr>
+          <w:rFonts w:eastAsia="Calibri"/>
+        </w:rPr>
+      </w:r>
+      <w:r>
+        <w:rPr>
+          <w:rFonts w:eastAsia="Calibri"/>
+          <w:lang w:val="ru-RU"/>
+        </w:rPr>
       </w:r>
     </w:p>
     <w:p>
@@ -1143,33 +1102,29 @@
           <w:rFonts w:eastAsia="Calibri"/>
           <w:lang w:val="ru-RU"/>
         </w:rPr>
-        <w:t xml:space="preserve">Для учебного проекта выбраны только основные пользовательские сценарии. </w:t>
-      </w:r>
-      <w:r>
-        <w:rPr>
-          <w:rFonts w:eastAsia="Calibri"/>
-        </w:rPr>
-        <w:t>Cynthia</w:t>
-      </w:r>
-      <w:r>
-        <w:rPr>
-          <w:rFonts w:eastAsia="Calibri"/>
-          <w:lang w:val="ru-RU"/>
-        </w:rPr>
-        <w:t xml:space="preserve"> </w:t>
-      </w:r>
-      <w:r>
-        <w:rPr>
-          <w:rFonts w:eastAsia="Calibri"/>
-        </w:rPr>
-        <w:t>Mini</w:t>
-      </w:r>
-      <w:r>
-        <w:rPr>
-          <w:rFonts w:eastAsia="Calibri"/>
-          <w:lang w:val="ru-RU"/>
-        </w:rPr>
-        <w:t xml:space="preserve"> не копирует внешний вид исходного сайта и представляет собой самостоятельную упрощённую реализацию.</w:t>
+        <w:t>Для учебного проекта я выбрал только основные пользовательские сценарии. Внешний вид исходного сайта не копировал: Cynthia Mini — моя самостоятельная упрощённая реализация.</w:t>
+      </w:r>
+      <w:r>
+        <w:rPr>
+          <w:rFonts w:eastAsia="Calibri"/>
+        </w:rPr>
+      </w:r>
+      <w:r>
+        <w:rPr>
+          <w:rFonts w:eastAsia="Calibri"/>
+          <w:lang w:val="ru-RU"/>
+        </w:rPr>
+      </w:r>
+      <w:r>
+        <w:rPr>
+          <w:rFonts w:eastAsia="Calibri"/>
+        </w:rPr>
+      </w:r>
+      <w:r>
+        <w:rPr>
+          <w:rFonts w:eastAsia="Calibri"/>
+          <w:lang w:val="ru-RU"/>
+        </w:rPr>
       </w:r>
     </w:p>
     <w:p>
@@ -1183,20 +1138,15 @@
         <w:rPr>
           <w:lang w:val="ru-RU"/>
         </w:rPr>
-        <w:t xml:space="preserve">5. Разработанный сайт </w:t>
-      </w:r>
-      <w:r>
-        <w:t>Cynthia</w:t>
-      </w:r>
-      <w:r>
-        <w:rPr>
-          <w:lang w:val="ru-RU"/>
-        </w:rPr>
-        <w:t xml:space="preserve"> </w:t>
-      </w:r>
-      <w:r>
-        <w:t>Mini</w:t>
-      </w:r>
+        <w:t>5. Сайт Cynthia Mini, который я разработал</w:t>
+      </w:r>
+      <w:r/>
+      <w:r>
+        <w:rPr>
+          <w:lang w:val="ru-RU"/>
+        </w:rPr>
+      </w:r>
+      <w:r/>
     </w:p>
     <w:p>
       <w:pPr>
@@ -1208,144 +1158,123 @@
         <w:rPr>
           <w:rFonts w:eastAsia="Calibri"/>
         </w:rPr>
-        <w:t>Cynthia</w:t>
-      </w:r>
-      <w:r>
-        <w:rPr>
-          <w:rFonts w:eastAsia="Calibri"/>
-          <w:lang w:val="ru-RU"/>
-        </w:rPr>
-        <w:t xml:space="preserve"> </w:t>
-      </w:r>
-      <w:r>
-        <w:rPr>
-          <w:rFonts w:eastAsia="Calibri"/>
-        </w:rPr>
-        <w:t>Mini</w:t>
-      </w:r>
-      <w:r>
-        <w:rPr>
-          <w:rFonts w:eastAsia="Calibri"/>
-          <w:lang w:val="ru-RU"/>
-        </w:rPr>
-        <w:t xml:space="preserve"> рассматривается именно как сайт, который публикуется в </w:t>
-      </w:r>
-      <w:r>
-        <w:rPr>
-          <w:rFonts w:eastAsia="Calibri"/>
-        </w:rPr>
-        <w:t>IIS</w:t>
-      </w:r>
-      <w:r>
-        <w:rPr>
-          <w:rFonts w:eastAsia="Calibri"/>
-          <w:lang w:val="ru-RU"/>
-        </w:rPr>
-        <w:t xml:space="preserve"> и открывается по </w:t>
-      </w:r>
-      <w:r>
-        <w:rPr>
-          <w:rFonts w:eastAsia="Calibri"/>
-        </w:rPr>
-        <w:t>URL</w:t>
-      </w:r>
-      <w:r>
-        <w:rPr>
-          <w:rFonts w:eastAsia="Calibri"/>
-          <w:lang w:val="ru-RU"/>
-        </w:rPr>
-        <w:t xml:space="preserve">. Каталог </w:t>
-      </w:r>
-      <w:r>
-        <w:rPr>
-          <w:rFonts w:eastAsia="Calibri"/>
-        </w:rPr>
-        <w:t>www</w:t>
-      </w:r>
-      <w:r>
-        <w:rPr>
-          <w:rFonts w:eastAsia="Calibri"/>
-          <w:lang w:val="ru-RU"/>
-        </w:rPr>
-        <w:t xml:space="preserve"> содержит страницы, стили и </w:t>
-      </w:r>
-      <w:r>
-        <w:rPr>
-          <w:rFonts w:eastAsia="Calibri"/>
-        </w:rPr>
-        <w:t>JavaScript</w:t>
-      </w:r>
-      <w:r>
-        <w:rPr>
-          <w:rFonts w:eastAsia="Calibri"/>
-          <w:lang w:val="ru-RU"/>
-        </w:rPr>
-        <w:t xml:space="preserve">. </w:t>
-      </w:r>
-      <w:r>
-        <w:rPr>
-          <w:rFonts w:eastAsia="Calibri"/>
-        </w:rPr>
-        <w:t>Delphi</w:t>
-      </w:r>
-      <w:r>
-        <w:rPr>
-          <w:rFonts w:eastAsia="Calibri"/>
-          <w:lang w:val="ru-RU"/>
-        </w:rPr>
-        <w:t xml:space="preserve">-проект собирается в </w:t>
-      </w:r>
-      <w:r>
-        <w:rPr>
-          <w:rFonts w:eastAsia="Calibri"/>
-        </w:rPr>
-        <w:t>ISAPI</w:t>
-      </w:r>
-      <w:r>
-        <w:rPr>
-          <w:rFonts w:eastAsia="Calibri"/>
-          <w:lang w:val="ru-RU"/>
-        </w:rPr>
-        <w:t xml:space="preserve"> </w:t>
-      </w:r>
-      <w:r>
-        <w:rPr>
-          <w:rFonts w:eastAsia="Calibri"/>
-        </w:rPr>
-        <w:t>DLL</w:t>
-      </w:r>
-      <w:r>
-        <w:rPr>
-          <w:rFonts w:eastAsia="Calibri"/>
-          <w:lang w:val="ru-RU"/>
-        </w:rPr>
-        <w:t xml:space="preserve"> и подключается к сайту через </w:t>
-      </w:r>
-      <w:r>
-        <w:rPr>
-          <w:rFonts w:eastAsia="Calibri"/>
-        </w:rPr>
-        <w:t>web</w:t>
-      </w:r>
-      <w:r>
-        <w:rPr>
-          <w:rFonts w:eastAsia="Calibri"/>
-          <w:lang w:val="ru-RU"/>
-        </w:rPr>
-        <w:t>.</w:t>
-      </w:r>
-      <w:r>
-        <w:rPr>
-          <w:rFonts w:eastAsia="Calibri"/>
-        </w:rPr>
-        <w:t>config</w:t>
-      </w:r>
-      <w:r>
-        <w:rPr>
-          <w:rFonts w:eastAsia="Calibri"/>
-          <w:lang w:val="ru-RU"/>
-        </w:rPr>
-        <w:t>.</w:t>
+        <w:t>Cynthia Mini я сделал именно как сайт для публикации в IIS и открытия по URL. В каталоге www разместил страницу, стили и JavaScript, а Delphi-проект собирается в ISAPI DLL и подключается через web.config.</w:t>
+      </w:r>
+      <w:r>
+        <w:rPr>
+          <w:rFonts w:eastAsia="Calibri"/>
+          <w:lang w:val="ru-RU"/>
+        </w:rPr>
+      </w:r>
+      <w:r>
+        <w:rPr>
+          <w:rFonts w:eastAsia="Calibri"/>
+        </w:rPr>
+      </w:r>
+      <w:r>
+        <w:rPr>
+          <w:rFonts w:eastAsia="Calibri"/>
+          <w:lang w:val="ru-RU"/>
+        </w:rPr>
+      </w:r>
+      <w:r>
+        <w:rPr>
+          <w:rFonts w:eastAsia="Calibri"/>
+        </w:rPr>
+      </w:r>
+      <w:r>
+        <w:rPr>
+          <w:rFonts w:eastAsia="Calibri"/>
+          <w:lang w:val="ru-RU"/>
+        </w:rPr>
+      </w:r>
+      <w:r>
+        <w:rPr>
+          <w:rFonts w:eastAsia="Calibri"/>
+        </w:rPr>
+      </w:r>
+      <w:r>
+        <w:rPr>
+          <w:rFonts w:eastAsia="Calibri"/>
+          <w:lang w:val="ru-RU"/>
+        </w:rPr>
+      </w:r>
+      <w:r>
+        <w:rPr>
+          <w:rFonts w:eastAsia="Calibri"/>
+        </w:rPr>
+      </w:r>
+      <w:r>
+        <w:rPr>
+          <w:rFonts w:eastAsia="Calibri"/>
+          <w:lang w:val="ru-RU"/>
+        </w:rPr>
+      </w:r>
+      <w:r>
+        <w:rPr>
+          <w:rFonts w:eastAsia="Calibri"/>
+        </w:rPr>
+      </w:r>
+      <w:r>
+        <w:rPr>
+          <w:rFonts w:eastAsia="Calibri"/>
+          <w:lang w:val="ru-RU"/>
+        </w:rPr>
+      </w:r>
+      <w:r>
+        <w:rPr>
+          <w:rFonts w:eastAsia="Calibri"/>
+        </w:rPr>
+      </w:r>
+      <w:r>
+        <w:rPr>
+          <w:rFonts w:eastAsia="Calibri"/>
+          <w:lang w:val="ru-RU"/>
+        </w:rPr>
+      </w:r>
+      <w:r>
+        <w:rPr>
+          <w:rFonts w:eastAsia="Calibri"/>
+        </w:rPr>
+      </w:r>
+      <w:r>
+        <w:rPr>
+          <w:rFonts w:eastAsia="Calibri"/>
+          <w:lang w:val="ru-RU"/>
+        </w:rPr>
+      </w:r>
+      <w:r>
+        <w:rPr>
+          <w:rFonts w:eastAsia="Calibri"/>
+        </w:rPr>
+      </w:r>
+      <w:r>
+        <w:rPr>
+          <w:rFonts w:eastAsia="Calibri"/>
+          <w:lang w:val="ru-RU"/>
+        </w:rPr>
+      </w:r>
+      <w:r>
+        <w:rPr>
+          <w:rFonts w:eastAsia="Calibri"/>
+        </w:rPr>
+      </w:r>
+      <w:r>
+        <w:rPr>
+          <w:rFonts w:eastAsia="Calibri"/>
+          <w:lang w:val="ru-RU"/>
+        </w:rPr>
+      </w:r>
+      <w:r>
+        <w:rPr>
+          <w:rFonts w:eastAsia="Calibri"/>
+        </w:rPr>
+      </w:r>
+      <w:r>
+        <w:rPr>
+          <w:rFonts w:eastAsia="Calibri"/>
+          <w:lang w:val="ru-RU"/>
+        </w:rPr>
       </w:r>
     </w:p>
     <w:p>
@@ -1751,6 +1680,7 @@
     </w:tbl>
     <w:p>
       <w:pPr>
+        <w:pStyle w:val="1"/>
         <w:rPr>
           <w:lang w:val="ru-RU"/>
         </w:rPr>
@@ -1759,56 +1689,38 @@
         <w:rPr>
           <w:lang w:val="ru-RU"/>
         </w:rPr>
-        <w:br w:type="page"/>
+        <w:lastRenderedPageBreak/>
+        <w:t>6. База данных</w:t>
       </w:r>
     </w:p>
     <w:p>
-      <w:pPr>
-        <w:pStyle w:val="1"/>
-        <w:rPr>
-          <w:lang w:val="ru-RU"/>
-        </w:rPr>
-      </w:pPr>
-      <w:r>
-        <w:rPr>
-          <w:lang w:val="ru-RU"/>
-        </w:rPr>
-        <w:lastRenderedPageBreak/>
-        <w:t>6. База данных</w:t>
-      </w:r>
-    </w:p>
-    <w:p>
-      <w:r>
-        <w:rPr>
-          <w:rFonts w:eastAsia="Calibri"/>
-        </w:rPr>
-        <w:t>SQL</w:t>
-      </w:r>
-      <w:r>
-        <w:rPr>
-          <w:rFonts w:eastAsia="Calibri"/>
-          <w:lang w:val="ru-RU"/>
-        </w:rPr>
-        <w:t xml:space="preserve">-скрипт создаёт базу </w:t>
-      </w:r>
-      <w:r>
-        <w:rPr>
-          <w:rFonts w:eastAsia="Calibri"/>
-        </w:rPr>
-        <w:t>CynthiaMini</w:t>
-      </w:r>
-      <w:r>
-        <w:rPr>
-          <w:rFonts w:eastAsia="Calibri"/>
-          <w:lang w:val="ru-RU"/>
-        </w:rPr>
-        <w:t xml:space="preserve"> и заполняет её демонстрационными данными. </w:t>
-      </w:r>
-      <w:r>
-        <w:rPr>
-          <w:rFonts w:eastAsia="Calibri"/>
-        </w:rPr>
-        <w:t>Скрипт подходит для запуска в Microsoft SQL Server Management Studio.</w:t>
+      <w:r>
+        <w:rPr>
+          <w:rFonts w:eastAsia="Calibri"/>
+        </w:rPr>
+        <w:t>Для базы я написал SQL-скрипт, который создаёт CynthiaMini и добавляет демонстрационные данные. Я запускал его через Microsoft SQL Server Management Studio.</w:t>
+      </w:r>
+      <w:r>
+        <w:rPr>
+          <w:rFonts w:eastAsia="Calibri"/>
+          <w:lang w:val="ru-RU"/>
+        </w:rPr>
+      </w:r>
+      <w:r>
+        <w:rPr>
+          <w:rFonts w:eastAsia="Calibri"/>
+        </w:rPr>
+      </w:r>
+      <w:r>
+        <w:rPr>
+          <w:rFonts w:eastAsia="Calibri"/>
+          <w:lang w:val="ru-RU"/>
+        </w:rPr>
+      </w:r>
+      <w:r>
+        <w:rPr>
+          <w:rFonts w:eastAsia="Calibri"/>
+        </w:rPr>
       </w:r>
     </w:p>
     <w:p>
@@ -1948,7 +1860,7 @@
           <w:rFonts w:eastAsia="Calibri"/>
           <w:lang w:val="ru-RU"/>
         </w:rPr>
-        <w:t>После первого выполнения скрипта база содержит 1 компанию, 4 пользователя, 8 вакансий, 15 кандидатов и 18 откликов. Отклики распределены по всем этапам, а в истории создаются записи о начале и изменении процесса.</w:t>
+        <w:t>Для проверки я добавил 1 компанию, 4 пользователей, 8 вакансий, 15 кандидатов и 18 откликов. Отклики распределил по всем этапам, а в истории сохранил начало и изменения процесса.</w:t>
       </w:r>
     </w:p>
     <w:p>
@@ -1962,20 +1874,18 @@
           <w:rFonts w:eastAsia="Calibri"/>
           <w:lang w:val="ru-RU"/>
         </w:rPr>
-        <w:t xml:space="preserve">Внешние ключи не позволяют создать отклик без кандидата или вакансии. </w:t>
-      </w:r>
-      <w:r>
-        <w:rPr>
-          <w:rFonts w:eastAsia="Calibri"/>
-        </w:rPr>
-        <w:t>CHECK</w:t>
-      </w:r>
-      <w:r>
-        <w:rPr>
-          <w:rFonts w:eastAsia="Calibri"/>
-          <w:lang w:val="ru-RU"/>
-        </w:rPr>
-        <w:t>-ограничения проверяют статусы, рейтинг и процент соответствия. Индексы ускоряют выбор открытых вакансий, поиск кандидатов и построение воронки.</w:t>
+        <w:t>Внешними ключами я запретил создавать отклик без кандидата или вакансии. Через CHECK проверяю статусы, рейтинг и процент соответствия, а индексы использую для поиска вакансий, кандидатов и построения воронки.</w:t>
+      </w:r>
+      <w:r>
+        <w:rPr>
+          <w:rFonts w:eastAsia="Calibri"/>
+        </w:rPr>
+      </w:r>
+      <w:r>
+        <w:rPr>
+          <w:rFonts w:eastAsia="Calibri"/>
+          <w:lang w:val="ru-RU"/>
+        </w:rPr>
       </w:r>
     </w:p>
     <w:p>
@@ -1998,26 +1908,23 @@
           <w:rFonts w:eastAsia="Calibri"/>
           <w:lang w:val="ru-RU"/>
         </w:rPr>
-        <w:t xml:space="preserve">Сайт может применяться небольшой </w:t>
-      </w:r>
-      <w:r>
-        <w:rPr>
-          <w:rFonts w:eastAsia="Calibri"/>
-        </w:rPr>
-        <w:t>HR</w:t>
-      </w:r>
-      <w:r>
-        <w:rPr>
-          <w:rFonts w:eastAsia="Calibri"/>
-          <w:lang w:val="ru-RU"/>
-        </w:rPr>
-        <w:t xml:space="preserve">-командой как единый реестр подбора. Рекрутер добавляет вакансии и кандидатов, связывает их и меняет этап. </w:t>
-      </w:r>
-      <w:r>
-        <w:rPr>
-          <w:rFonts w:eastAsia="Calibri"/>
-        </w:rPr>
-        <w:t>Руководитель видит общую загрузку и результаты найма.</w:t>
+        <w:t>Я сделал сайт как единый реестр для небольшой HR-команды. Рекрутер добавляет вакансии и кандидатов, связывает их и меняет этап, а руководитель видит общую загрузку и результаты найма.</w:t>
+      </w:r>
+      <w:r>
+        <w:rPr>
+          <w:rFonts w:eastAsia="Calibri"/>
+        </w:rPr>
+      </w:r>
+      <w:r>
+        <w:rPr>
+          <w:rFonts w:eastAsia="Calibri"/>
+          <w:lang w:val="ru-RU"/>
+        </w:rPr>
+      </w:r>
+      <w:r>
+        <w:rPr>
+          <w:rFonts w:eastAsia="Calibri"/>
+        </w:rPr>
       </w:r>
     </w:p>
     <w:p>
@@ -2151,33 +2058,18 @@
           <w:rFonts w:eastAsia="Calibri"/>
           <w:lang w:val="ru-RU"/>
         </w:rPr>
-        <w:t xml:space="preserve">Для промышленной эксплуатации потребуются авторизация, роли, </w:t>
-      </w:r>
-      <w:r>
-        <w:rPr>
-          <w:rFonts w:eastAsia="Calibri"/>
-        </w:rPr>
-        <w:t>HTTPS</w:t>
-      </w:r>
-      <w:r>
-        <w:rPr>
-          <w:rFonts w:eastAsia="Calibri"/>
-          <w:lang w:val="ru-RU"/>
-        </w:rPr>
-        <w:t>, журнал аудита, резервное копирование, защита персональных данных, загрузка файлов и автоматические тесты.</w:t>
-      </w:r>
-    </w:p>
-    <w:p>
-      <w:pPr>
-        <w:rPr>
-          <w:lang w:val="ru-RU"/>
-        </w:rPr>
-      </w:pPr>
-      <w:r>
-        <w:rPr>
-          <w:lang w:val="ru-RU"/>
-        </w:rPr>
-        <w:br w:type="page"/>
+        <w:t>В текущем виде я считаю сайт учебным прототипом. Для реальной работы я бы добавил авторизацию, роли, HTTPS, журнал аудита, резервное копирование, защиту персональных данных, загрузку файлов и автоматические тесты.</w:t>
+      </w:r>
+      <w:r>
+        <w:rPr>
+          <w:rFonts w:eastAsia="Calibri"/>
+        </w:rPr>
+      </w:r>
+      <w:r>
+        <w:rPr>
+          <w:rFonts w:eastAsia="Calibri"/>
+          <w:lang w:val="ru-RU"/>
+        </w:rPr>
       </w:r>
     </w:p>
     <w:p>
@@ -2185,8 +2077,7 @@
         <w:pStyle w:val="1"/>
       </w:pPr>
       <w:r>
-        <w:lastRenderedPageBreak/>
-        <w:t>8. Запуск сайта</w:t>
+        <w:t>8. Как воспроизвести запуск сайта</w:t>
       </w:r>
     </w:p>
     <w:p>
@@ -2463,85 +2354,73 @@
           <w:rFonts w:eastAsia="Calibri"/>
           <w:lang w:val="ru-RU"/>
         </w:rPr>
-        <w:t xml:space="preserve">Разрядность </w:t>
-      </w:r>
-      <w:r>
-        <w:rPr>
-          <w:rFonts w:eastAsia="Calibri"/>
-        </w:rPr>
-        <w:t>DLL</w:t>
-      </w:r>
-      <w:r>
-        <w:rPr>
-          <w:rFonts w:eastAsia="Calibri"/>
-          <w:lang w:val="ru-RU"/>
-        </w:rPr>
-        <w:t xml:space="preserve">, пула </w:t>
-      </w:r>
-      <w:r>
-        <w:rPr>
-          <w:rFonts w:eastAsia="Calibri"/>
-        </w:rPr>
-        <w:t>IIS</w:t>
-      </w:r>
-      <w:r>
-        <w:rPr>
-          <w:rFonts w:eastAsia="Calibri"/>
-          <w:lang w:val="ru-RU"/>
-        </w:rPr>
-        <w:t xml:space="preserve"> и драйвера </w:t>
-      </w:r>
-      <w:r>
-        <w:rPr>
-          <w:rFonts w:eastAsia="Calibri"/>
-        </w:rPr>
-        <w:t>SQL</w:t>
-      </w:r>
-      <w:r>
-        <w:rPr>
-          <w:rFonts w:eastAsia="Calibri"/>
-          <w:lang w:val="ru-RU"/>
-        </w:rPr>
-        <w:t xml:space="preserve"> </w:t>
-      </w:r>
-      <w:r>
-        <w:rPr>
-          <w:rFonts w:eastAsia="Calibri"/>
-        </w:rPr>
-        <w:t>Server</w:t>
-      </w:r>
-      <w:r>
-        <w:rPr>
-          <w:rFonts w:eastAsia="Calibri"/>
-          <w:lang w:val="ru-RU"/>
-        </w:rPr>
-        <w:t xml:space="preserve"> должна совпадать. Файл </w:t>
-      </w:r>
-      <w:r>
-        <w:rPr>
-          <w:rFonts w:eastAsia="Calibri"/>
-        </w:rPr>
-        <w:t>config</w:t>
-      </w:r>
-      <w:r>
-        <w:rPr>
-          <w:rFonts w:eastAsia="Calibri"/>
-          <w:lang w:val="ru-RU"/>
-        </w:rPr>
-        <w:t>.</w:t>
-      </w:r>
-      <w:r>
-        <w:rPr>
-          <w:rFonts w:eastAsia="Calibri"/>
-        </w:rPr>
-        <w:t>ini</w:t>
-      </w:r>
-      <w:r>
-        <w:rPr>
-          <w:rFonts w:eastAsia="Calibri"/>
-          <w:lang w:val="ru-RU"/>
-        </w:rPr>
-        <w:t xml:space="preserve"> с паролем нельзя помещать в открытый репозиторий.</w:t>
+        <w:t>Я использовал одинаковую разрядность DLL, пула IIS и драйвера SQL Server. Файл config.ini с паролем в репозиторий не добавлял.</w:t>
+      </w:r>
+      <w:r>
+        <w:rPr>
+          <w:rFonts w:eastAsia="Calibri"/>
+        </w:rPr>
+      </w:r>
+      <w:r>
+        <w:rPr>
+          <w:rFonts w:eastAsia="Calibri"/>
+          <w:lang w:val="ru-RU"/>
+        </w:rPr>
+      </w:r>
+      <w:r>
+        <w:rPr>
+          <w:rFonts w:eastAsia="Calibri"/>
+        </w:rPr>
+      </w:r>
+      <w:r>
+        <w:rPr>
+          <w:rFonts w:eastAsia="Calibri"/>
+          <w:lang w:val="ru-RU"/>
+        </w:rPr>
+      </w:r>
+      <w:r>
+        <w:rPr>
+          <w:rFonts w:eastAsia="Calibri"/>
+        </w:rPr>
+      </w:r>
+      <w:r>
+        <w:rPr>
+          <w:rFonts w:eastAsia="Calibri"/>
+          <w:lang w:val="ru-RU"/>
+        </w:rPr>
+      </w:r>
+      <w:r>
+        <w:rPr>
+          <w:rFonts w:eastAsia="Calibri"/>
+        </w:rPr>
+      </w:r>
+      <w:r>
+        <w:rPr>
+          <w:rFonts w:eastAsia="Calibri"/>
+          <w:lang w:val="ru-RU"/>
+        </w:rPr>
+      </w:r>
+      <w:r>
+        <w:rPr>
+          <w:rFonts w:eastAsia="Calibri"/>
+        </w:rPr>
+      </w:r>
+      <w:r>
+        <w:rPr>
+          <w:rFonts w:eastAsia="Calibri"/>
+          <w:lang w:val="ru-RU"/>
+        </w:rPr>
+      </w:r>
+      <w:r>
+        <w:rPr>
+          <w:rFonts w:eastAsia="Calibri"/>
+        </w:rPr>
+      </w:r>
+      <w:r>
+        <w:rPr>
+          <w:rFonts w:eastAsia="Calibri"/>
+          <w:lang w:val="ru-RU"/>
+        </w:rPr>
       </w:r>
     </w:p>
     <w:p>

--- a/case-4-cynthia-mini/report/Кейс-задача№4.docx
+++ b/case-4-cynthia-mini/report/Кейс-задача№4.docx
@@ -97,7 +97,7 @@
           <w:rFonts w:eastAsia="Calibri"/>
           <w:lang w:val="ru-RU"/>
         </w:rPr>
-        <w:t>В этой работе я рассмотрел WEB-информационные системы и сделал небольшой сайт для отдела подбора персонала. За основу взял Cynthia и изучал её как готовый HR-сайт: смотрел назначение разделов и типовые действия рекрутера.</w:t>
+        <w:t>В этой работе я рассмотрела WEB-информационные системы и сделала небольшой сайт для отдела подбора персонала. За основу взяла Cynthia и изучала её как готовый HR-сайт: смотрела назначение разделов и типовые действия рекрутера.</w:t>
       </w:r>
       <w:r>
         <w:rPr>
@@ -144,7 +144,7 @@
           <w:rFonts w:eastAsia="Calibri"/>
           <w:lang w:val="ru-RU"/>
         </w:rPr>
-        <w:t>В результате я сделал сайт Cynthia Mini. Пользователь открывает его в браузере, IIS принимает запросы, серверная часть на Delphi обрабатывает их, а MS SQL Server хранит вакансии, кандидатов и этапы подбора.</w:t>
+        <w:t>В результате я сделала сайт Cynthia Mini. Пользователь открывает его в браузере, IIS принимает запросы, серверная часть на Delphi обрабатывает их, а MS SQL Server хранит вакансии, кандидатов и этапы подбора.</w:t>
       </w:r>
       <w:r>
         <w:rPr>
@@ -465,7 +465,7 @@
           <w:rFonts w:eastAsia="Calibri"/>
           <w:lang w:val="ru-RU"/>
         </w:rPr>
-        <w:t>Для учебного сравнения я выбрал несколько ATS- и HR-систем разного масштаба.</w:t>
+        <w:t>Для учебного сравнения я выбрала несколько ATS- и HR-систем разного масштаба.</w:t>
       </w:r>
       <w:r>
         <w:rPr>
@@ -969,7 +969,7 @@
         <w:rPr>
           <w:rFonts w:eastAsia="Calibri"/>
         </w:rPr>
-        <w:t>Я рассматривал Cynthia как WEB-сайт для организации подбора персонала. Пользователь входит через браузер, открывает нужный раздел, просматривает данные и выполняет действия в рамках своей роли.</w:t>
+        <w:t>Я рассматривала Cynthia как WEB-сайт для организации подбора персонала. Пользователь входит через браузер, открывает нужный раздел, просматривает данные и выполняет действия в рамках своей роли.</w:t>
       </w:r>
       <w:r>
         <w:rPr>
@@ -1102,7 +1102,7 @@
           <w:rFonts w:eastAsia="Calibri"/>
           <w:lang w:val="ru-RU"/>
         </w:rPr>
-        <w:t>Для учебного проекта я выбрал только основные пользовательские сценарии. Внешний вид исходного сайта не копировал: Cynthia Mini — моя самостоятельная упрощённая реализация.</w:t>
+        <w:t>Для учебного проекта я выбрала только основные пользовательские сценарии. Внешний вид исходного сайта не копировала: Cynthia Mini — моя самостоятельная упрощённая реализация.</w:t>
       </w:r>
       <w:r>
         <w:rPr>
@@ -1138,7 +1138,7 @@
         <w:rPr>
           <w:lang w:val="ru-RU"/>
         </w:rPr>
-        <w:t>5. Сайт Cynthia Mini, который я разработал</w:t>
+        <w:t>5. Сайт Cynthia Mini, который я разработала</w:t>
       </w:r>
       <w:r/>
       <w:r>
@@ -1158,7 +1158,7 @@
         <w:rPr>
           <w:rFonts w:eastAsia="Calibri"/>
         </w:rPr>
-        <w:t>Cynthia Mini я сделал именно как сайт для публикации в IIS и открытия по URL. В каталоге www разместил страницу, стили и JavaScript, а Delphi-проект собирается в ISAPI DLL и подключается через web.config.</w:t>
+        <w:t>Cynthia Mini я сделала именно как сайт для публикации в IIS и открытия по URL. В каталоге www разместила страницу, стили и JavaScript, а Delphi-проект собирается в ISAPI DLL и подключается через web.config.</w:t>
       </w:r>
       <w:r>
         <w:rPr>
@@ -1698,7 +1698,7 @@
         <w:rPr>
           <w:rFonts w:eastAsia="Calibri"/>
         </w:rPr>
-        <w:t>Для базы я написал SQL-скрипт, который создаёт CynthiaMini и добавляет демонстрационные данные. Я запускал его через Microsoft SQL Server Management Studio.</w:t>
+        <w:t>Для базы я написала SQL-скрипт, который создаёт CynthiaMini и добавляет демонстрационные данные. Я запускала его через Microsoft SQL Server Management Studio.</w:t>
       </w:r>
       <w:r>
         <w:rPr>
@@ -1860,7 +1860,7 @@
           <w:rFonts w:eastAsia="Calibri"/>
           <w:lang w:val="ru-RU"/>
         </w:rPr>
-        <w:t>Для проверки я добавил 1 компанию, 4 пользователей, 8 вакансий, 15 кандидатов и 18 откликов. Отклики распределил по всем этапам, а в истории сохранил начало и изменения процесса.</w:t>
+        <w:t>Для проверки я добавила 1 компанию, 4 пользователей, 8 вакансий, 15 кандидатов и 18 откликов. Отклики распределила по всем этапам, а в истории сохранила начало и изменения процесса.</w:t>
       </w:r>
     </w:p>
     <w:p>
@@ -1874,7 +1874,7 @@
           <w:rFonts w:eastAsia="Calibri"/>
           <w:lang w:val="ru-RU"/>
         </w:rPr>
-        <w:t>Внешними ключами я запретил создавать отклик без кандидата или вакансии. Через CHECK проверяю статусы, рейтинг и процент соответствия, а индексы использую для поиска вакансий, кандидатов и построения воронки.</w:t>
+        <w:t>Внешними ключами я запретила создавать отклик без кандидата или вакансии. Через CHECK проверяю статусы, рейтинг и процент соответствия, а индексы использую для поиска вакансий, кандидатов и построения воронки.</w:t>
       </w:r>
       <w:r>
         <w:rPr>
@@ -1908,7 +1908,7 @@
           <w:rFonts w:eastAsia="Calibri"/>
           <w:lang w:val="ru-RU"/>
         </w:rPr>
-        <w:t>Я сделал сайт как единый реестр для небольшой HR-команды. Рекрутер добавляет вакансии и кандидатов, связывает их и меняет этап, а руководитель видит общую загрузку и результаты найма.</w:t>
+        <w:t>Я сделала сайт как единый реестр для небольшой HR-команды. Рекрутер добавляет вакансии и кандидатов, связывает их и меняет этап, а руководитель видит общую загрузку и результаты найма.</w:t>
       </w:r>
       <w:r>
         <w:rPr>
@@ -2058,7 +2058,7 @@
           <w:rFonts w:eastAsia="Calibri"/>
           <w:lang w:val="ru-RU"/>
         </w:rPr>
-        <w:t>В текущем виде я считаю сайт учебным прототипом. Для реальной работы я бы добавил авторизацию, роли, HTTPS, журнал аудита, резервное копирование, защиту персональных данных, загрузку файлов и автоматические тесты.</w:t>
+        <w:t>В текущем виде я считаю сайт учебным прототипом. Для реальной работы я бы добавила авторизацию, роли, HTTPS, журнал аудита, резервное копирование, защиту персональных данных, загрузку файлов и автоматические тесты.</w:t>
       </w:r>
       <w:r>
         <w:rPr>
@@ -2354,7 +2354,7 @@
           <w:rFonts w:eastAsia="Calibri"/>
           <w:lang w:val="ru-RU"/>
         </w:rPr>
-        <w:t>Я использовал одинаковую разрядность DLL, пула IIS и драйвера SQL Server. Файл config.ini с паролем в репозиторий не добавлял.</w:t>
+        <w:t>Я использовала одинаковую разрядность DLL, пула IIS и драйвера SQL Server. Файл config.ini с паролем в репозиторий не добавляла.</w:t>
       </w:r>
       <w:r>
         <w:rPr>

--- a/case-4-cynthia-mini/report/Кейс-задача№4.docx
+++ b/case-4-cynthia-mini/report/Кейс-задача№4.docx
@@ -97,7 +97,7 @@
           <w:rFonts w:eastAsia="Calibri"/>
           <w:lang w:val="ru-RU"/>
         </w:rPr>
-        <w:t>В этой работе я рассмотрела WEB-информационные системы и сделала небольшой сайт для отдела подбора персонала. За основу взяла Cynthia и изучала её как готовый HR-сайт: смотрела назначение разделов и типовые действия рекрутера.</w:t>
+        <w:t>В этой работе я рассмотрел WEB-информационные системы и сделал небольшой сайт для отдела подбора персонала. За основу взял Cynthia и изучал её как готовый HR-сайт: смотрел назначение разделов и типовые действия рекрутера.</w:t>
       </w:r>
       <w:r>
         <w:rPr>
@@ -144,7 +144,7 @@
           <w:rFonts w:eastAsia="Calibri"/>
           <w:lang w:val="ru-RU"/>
         </w:rPr>
-        <w:t>В результате я сделала сайт Cynthia Mini. Пользователь открывает его в браузере, IIS принимает запросы, серверная часть на Delphi обрабатывает их, а MS SQL Server хранит вакансии, кандидатов и этапы подбора.</w:t>
+        <w:t>В результате я сделал сайт Cynthia Mini. Пользователь открывает его в браузере, IIS принимает запросы, серверная часть на Delphi обрабатывает их, а MS SQL Server хранит вакансии, кандидатов и этапы подбора.</w:t>
       </w:r>
       <w:r>
         <w:rPr>
@@ -465,7 +465,7 @@
           <w:rFonts w:eastAsia="Calibri"/>
           <w:lang w:val="ru-RU"/>
         </w:rPr>
-        <w:t>Для учебного сравнения я выбрала несколько ATS- и HR-систем разного масштаба.</w:t>
+        <w:t>Для учебного сравнения я выбрал несколько ATS- и HR-систем разного масштаба.</w:t>
       </w:r>
       <w:r>
         <w:rPr>
@@ -969,7 +969,7 @@
         <w:rPr>
           <w:rFonts w:eastAsia="Calibri"/>
         </w:rPr>
-        <w:t>Я рассматривала Cynthia как WEB-сайт для организации подбора персонала. Пользователь входит через браузер, открывает нужный раздел, просматривает данные и выполняет действия в рамках своей роли.</w:t>
+        <w:t>Я рассматривал Cynthia как WEB-сайт для организации подбора персонала. Пользователь входит через браузер, открывает нужный раздел, просматривает данные и выполняет действия в рамках своей роли.</w:t>
       </w:r>
       <w:r>
         <w:rPr>
@@ -1102,7 +1102,7 @@
           <w:rFonts w:eastAsia="Calibri"/>
           <w:lang w:val="ru-RU"/>
         </w:rPr>
-        <w:t>Для учебного проекта я выбрала только основные пользовательские сценарии. Внешний вид исходного сайта не копировала: Cynthia Mini — моя самостоятельная упрощённая реализация.</w:t>
+        <w:t>Для учебного проекта я выбрал только основные пользовательские сценарии. Внешний вид исходного сайта не копировал: Cynthia Mini — моя самостоятельная упрощённая реализация.</w:t>
       </w:r>
       <w:r>
         <w:rPr>
@@ -1138,7 +1138,7 @@
         <w:rPr>
           <w:lang w:val="ru-RU"/>
         </w:rPr>
-        <w:t>5. Сайт Cynthia Mini, который я разработала</w:t>
+        <w:t>5. Сайт Cynthia Mini, который я разработал</w:t>
       </w:r>
       <w:r/>
       <w:r>
@@ -1158,7 +1158,7 @@
         <w:rPr>
           <w:rFonts w:eastAsia="Calibri"/>
         </w:rPr>
-        <w:t>Cynthia Mini я сделала именно как сайт для публикации в IIS и открытия по URL. В каталоге www разместила страницу, стили и JavaScript, а Delphi-проект собирается в ISAPI DLL и подключается через web.config.</w:t>
+        <w:t>Cynthia Mini я сделал именно как сайт для публикации в IIS и открытия по URL. В каталоге www разместил страницу, стили и JavaScript, а Delphi-проект собирается в ISAPI DLL и подключается через web.config.</w:t>
       </w:r>
       <w:r>
         <w:rPr>
@@ -1698,7 +1698,7 @@
         <w:rPr>
           <w:rFonts w:eastAsia="Calibri"/>
         </w:rPr>
-        <w:t>Для базы я написала SQL-скрипт, который создаёт CynthiaMini и добавляет демонстрационные данные. Я запускала его через Microsoft SQL Server Management Studio.</w:t>
+        <w:t>Для базы я написал SQL-скрипт, который создаёт CynthiaMini и добавляет демонстрационные данные. Я запускал его через Microsoft SQL Server Management Studio.</w:t>
       </w:r>
       <w:r>
         <w:rPr>
@@ -1860,7 +1860,7 @@
           <w:rFonts w:eastAsia="Calibri"/>
           <w:lang w:val="ru-RU"/>
         </w:rPr>
-        <w:t>Для проверки я добавила 1 компанию, 4 пользователей, 8 вакансий, 15 кандидатов и 18 откликов. Отклики распределила по всем этапам, а в истории сохранила начало и изменения процесса.</w:t>
+        <w:t>Для проверки я добавил 1 компанию, 4 пользователей, 8 вакансий, 15 кандидатов и 18 откликов. Отклики распределил по всем этапам, а в истории сохранил начало и изменения процесса.</w:t>
       </w:r>
     </w:p>
     <w:p>
@@ -1874,7 +1874,7 @@
           <w:rFonts w:eastAsia="Calibri"/>
           <w:lang w:val="ru-RU"/>
         </w:rPr>
-        <w:t>Внешними ключами я запретила создавать отклик без кандидата или вакансии. Через CHECK проверяю статусы, рейтинг и процент соответствия, а индексы использую для поиска вакансий, кандидатов и построения воронки.</w:t>
+        <w:t>Внешними ключами я запретил создавать отклик без кандидата или вакансии. Через CHECK проверяю статусы, рейтинг и процент соответствия, а индексы использую для поиска вакансий, кандидатов и построения воронки.</w:t>
       </w:r>
       <w:r>
         <w:rPr>
@@ -1908,7 +1908,7 @@
           <w:rFonts w:eastAsia="Calibri"/>
           <w:lang w:val="ru-RU"/>
         </w:rPr>
-        <w:t>Я сделала сайт как единый реестр для небольшой HR-команды. Рекрутер добавляет вакансии и кандидатов, связывает их и меняет этап, а руководитель видит общую загрузку и результаты найма.</w:t>
+        <w:t>Я сделал сайт как единый реестр для небольшой HR-команды. Рекрутер добавляет вакансии и кандидатов, связывает их и меняет этап, а руководитель видит общую загрузку и результаты найма.</w:t>
       </w:r>
       <w:r>
         <w:rPr>
@@ -2058,7 +2058,7 @@
           <w:rFonts w:eastAsia="Calibri"/>
           <w:lang w:val="ru-RU"/>
         </w:rPr>
-        <w:t>В текущем виде я считаю сайт учебным прототипом. Для реальной работы я бы добавила авторизацию, роли, HTTPS, журнал аудита, резервное копирование, защиту персональных данных, загрузку файлов и автоматические тесты.</w:t>
+        <w:t>В текущем виде я считаю сайт учебным прототипом. Для реальной работы я бы добавил авторизацию, роли, HTTPS, журнал аудита, резервное копирование, защиту персональных данных, загрузку файлов и автоматические тесты.</w:t>
       </w:r>
       <w:r>
         <w:rPr>
@@ -2354,7 +2354,7 @@
           <w:rFonts w:eastAsia="Calibri"/>
           <w:lang w:val="ru-RU"/>
         </w:rPr>
-        <w:t>Я использовала одинаковую разрядность DLL, пула IIS и драйвера SQL Server. Файл config.ini с паролем в репозиторий не добавляла.</w:t>
+        <w:t>Я использовал одинаковую разрядность DLL, пула IIS и драйвера SQL Server. Файл config.ini с паролем в репозиторий не добавлял.</w:t>
       </w:r>
       <w:r>
         <w:rPr>
